--- a/documents/34-clearhaven-capacity-fy25-memo.docx
+++ b/documents/34-clearhaven-capacity-fy25-memo.docx
@@ -9270,7 +9270,7 @@
         <w:pStyle w:val="Heading1"/>
       </w:pPr>
       <w:r>
-        <w:t>Working remainder for CLH-MEM-2024-018</w:t>
+        <w:t>Open work after September 5, 2024</w:t>
       </w:r>
     </w:p>
     <w:p>
@@ -9284,7 +9284,7 @@
           <w:color w:val="222222"/>
           <w:sz w:val="24"/>
         </w:rPr>
-        <w:t>The front of FY25 capacity for Clearhaven recon: four brokers, not twelve is the document. This remainder is the leftover a colleague still trips on: named people, named boxes, named tickets, and the work I still owe after September 5, 2024. It is not a second log and it is not a stack of exhibits with the same stub. If a paragraph fights the decision in the front, strike the paragraph.</w:t>
+        <w:t>What follows is leftover work from FY25 capacity for Clearhaven recon: four brokers, not twelve: named people, named boxes, named tickets, and the items I still owe. If a paragraph fights the decision in the front of CLH-MEM-2024-018, strike the paragraph.</w:t>
       </w:r>
     </w:p>
     <w:p>
@@ -9438,7 +9438,7 @@
           <w:color w:val="222222"/>
           <w:sz w:val="24"/>
         </w:rPr>
-        <w:t>I will not put replica lag after a count that looked fine on a wiki that drifts. CLH-RB-2024-007 and this file are the record. If Diego Alvarez needs a diagram, they get a permalink, not a photo of a whiteboard. b.internal.northstar.example stays out of the diagram title. If a new engineer asks where the leftover lives, I point here. I do not point at a Slack pin from September 5, 2024. Client Clearhaven.</w:t>
+        <w:t>I will not put replica lag after a count that looked fine on a wiki that drifts. CLH-RB-2024-007 and this file are the record. If Diego Alvarez needs a diagram, they get a permalink, not a photo of a whiteboard. b.internal.northstar.example stays out of the diagram title. If a new engineer asks where the leftover lives, I point here. I do not point at a Slack pin from September 5, 2024.</w:t>
       </w:r>
     </w:p>
     <w:p>
@@ -11782,7 +11782,7 @@
           <w:color w:val="222222"/>
           <w:sz w:val="24"/>
         </w:rPr>
-        <w:t>People who were absent still get a usable remainder, not a transcript. Rina Das gets the decision, the refuse, and the date. They do not get a reconstruction of who raised their voice. If they object, they object on CLH-MTG-2024-015. Client Clearhaven. Author Aman Kumar.</w:t>
+        <w:t>People who were absent still get a usable remainder, not a transcript. Rina Das gets the decision, the refuse, and the date. They do not get a reconstruction of who raised their voice. If they object, they object on CLH-MTG-2024-015.</w:t>
       </w:r>
     </w:p>
     <w:p>
@@ -12827,7 +12827,7 @@
           <w:color w:val="222222"/>
           <w:sz w:val="24"/>
         </w:rPr>
-        <w:t>If you are implementing, keep the rejected alternative dead. If you are on-call, start read-only. If you are Diego Alvarez, the ask is unchanged: pick the path in the main body or send it back with a named objection. Sample I would still defend: 1302 rows, 29 minutes, freeze respected. Strike this remainder if it ever fights the decision callout. Author Aman Kumar. Client Clearhaven.</w:t>
+        <w:t>If you are implementing, keep the rejected alternative dead. If you are on-call, start read-only. If you are Diego Alvarez, the ask is unchanged: pick the path in the main body or send it back with a named objection. Sample I would still defend: 1302 rows, 29 minutes, freeze respected. Strike this section if it ever fights the decision callout.</w:t>
       </w:r>
     </w:p>
     <w:p>
@@ -12841,7 +12841,7 @@
           <w:color w:val="222222"/>
           <w:sz w:val="24"/>
         </w:rPr>
-        <w:t>This heading is the reopen rule, not a promise that nothing follows. If we still need words after the bank, they are named leftovers, not another copy of the same stub. a cleanup PR that renames a field is done as a heading when Rahul Deshmukh closes CLH-MTG-2024-015 or writes a new date.</w:t>
+        <w:t>This heading is the reopen rule. a cleanup PR that renames a field is done when Rahul Deshmukh closes CLH-MTG-2024-015 or writes a new date.</w:t>
       </w:r>
     </w:p>
     <w:p>
@@ -13993,7 +13993,7 @@
           <w:color w:val="222222"/>
           <w:sz w:val="24"/>
         </w:rPr>
-        <w:t>I am out of new section shapes. What follows is leftover owners and tickets already in this file, written so a colleague can act. I will not invent another exhibit format to fill a page budget.</w:t>
+        <w:t>Owners and tickets still attached to CLH-MEM-2024-018, written so a colleague can act without hunting Slack. Close is a decision, a refuse, or a new date.</w:t>
       </w:r>
     </w:p>
     <w:p>
@@ -14007,7 +14007,7 @@
           <w:color w:val="222222"/>
           <w:sz w:val="24"/>
         </w:rPr>
-        <w:t>CLH-RB-2024-007 still sits with Diego Alvarez. Host b.internal.northstar.example. Due September 16, 2024 unless they write a new date. Close is a decision, a refuse, or that date. I will not accept a status dump. Front-matter number I am not re-arguing: 1.7%. If this leftover is done, Diego Alvarez marks CLH-RB-2024-007 done. Aman Kumar will not keep a shadow list. Client Clearhaven.</w:t>
+        <w:t>CLH-RB-2024-007 still sits with Diego Alvarez. Host b.internal.northstar.example. Due September 16, 2024 unless they write a new date. Close is a decision, a refuse, or that date. I will not accept a status dump. Front-matter number I am not re-arguing: 1.7%. If this leftover is done, Diego Alvarez marks CLH-RB-2024-007 done. Aman Kumar will not keep a shadow list.</w:t>
       </w:r>
     </w:p>
     <w:p>
@@ -14105,7 +14105,7 @@
           <w:color w:val="222222"/>
           <w:sz w:val="24"/>
         </w:rPr>
-        <w:t>Stop leftover: CLH-4502 is not a twin of CLH-MTG-2024-015. Keep one thread. Marcus Bell on kafka-clh-prod-01.internal.northstar.example. If this paragraph fights the front of CLH-MEM-2024-018, strike it. Due September 30, 2024. Client Clearhaven.</w:t>
+        <w:t>Stop leftover: CLH-4502 is not a twin of CLH-MTG-2024-015. Keep one thread. Marcus Bell on kafka-clh-prod-01.internal.northstar.example. If this paragraph fights the front of CLH-MEM-2024-018, strike it. Due September 30, 2024.</w:t>
       </w:r>
     </w:p>
     <w:p>
@@ -14119,7 +14119,7 @@
           <w:color w:val="222222"/>
           <w:sz w:val="24"/>
         </w:rPr>
-        <w:t>CLH-MTG-2024-015 still sits with If Kavya. Host b.internal.northstar.example. Due October 2, 2024 unless they write a new date. Close is a decision, a refuse, or that date. I will not accept a status dump. Front-matter number I am not re-arguing: 11. If this leftover is done, If Kavya marks CLH-MTG-2024-015 done. Aman Kumar will not keep a shadow list. Client Clearhaven.</w:t>
+        <w:t>CLH-MTG-2024-015 still sits with If Kavya. Host b.internal.northstar.example. Due October 2, 2024 unless they write a new date. Close is a decision, a refuse, or that date. I will not accept a status dump. Front-matter number I am not re-arguing: 11. If this leftover is done, If Kavya marks CLH-MTG-2024-015 done. Aman Kumar will not keep a shadow list.</w:t>
       </w:r>
     </w:p>
     <w:p>
